--- a/Part-Two-Ch06-Bleeding-Kansas/The Caning of Sumner.docx
+++ b/Part-Two-Ch06-Bleeding-Kansas/The Caning of Sumner.docx
@@ -9,25 +9,22 @@
         <w:tblLook w:firstColumn="1" w:firstRow="1" w:lastColumn="0" w:lastRow="0" w:noHBand="0" w:noVBand="1" w:val="04A0"/>
       </w:tblPr>
       <w:tblGrid>
-        <w:gridCol w:w="9936"/>
+        <w:gridCol w:w="10224"/>
       </w:tblGrid>
       <w:tr>
         <w:tc>
           <w:tcPr>
-            <w:tcW w:type="dxa" w:w="9936"/>
+            <w:tcW w:type="dxa" w:w="10224"/>
             <w:shd w:val="clear" w:fill="B1442F"/>
           </w:tcPr>
           <w:p>
-            <w:pPr>
-              <w:jc w:val="left"/>
-            </w:pPr>
             <w:r>
               <w:rPr>
                 <w:b/>
                 <w:color w:val="FFE6DE"/>
                 <w:sz w:val="18"/>
               </w:rPr>
-              <w:t>CHAPTER 6 · DEEP DIVE · HOUSE &amp; DIVIDED</w:t>
+              <w:t>PROMISE &amp; PRACTICE  ·  DEEP DIVE  ·  SOURCE ANALYSIS</w:t>
             </w:r>
           </w:p>
           <w:p>
@@ -35,18 +32,19 @@
               <w:rPr>
                 <w:b/>
                 <w:color w:val="FFFFFF"/>
-                <w:sz w:val="40"/>
+                <w:sz w:val="42"/>
               </w:rPr>
-              <w:t>The Caning of Sumner</w:t>
+              <w:t>The Caning of Sumner — House &amp; Divided</w:t>
             </w:r>
           </w:p>
           <w:p>
             <w:r>
               <w:rPr>
+                <w:i/>
                 <w:color w:val="FFE6DE"/>
-                <w:sz w:val="21"/>
+                <w:sz w:val="22"/>
               </w:rPr>
-              <w:t>The day the violence of Bleeding Kansas walked into the United States Senate. May 1856.</w:t>
+              <w:t>One Caning, Two Americas</w:t>
             </w:r>
           </w:p>
         </w:tc>
@@ -64,7 +62,7 @@
         <w:rPr>
           <w:sz w:val="21"/>
         </w:rPr>
-        <w:t xml:space="preserve">__________________________    </w:t>
+        <w:t xml:space="preserve">______________________________    </w:t>
       </w:r>
       <w:r>
         <w:rPr>
@@ -90,30 +88,227 @@
         <w:rPr>
           <w:sz w:val="21"/>
         </w:rPr>
-        <w:t>______________</w:t>
+        <w:t>________________</w:t>
+      </w:r>
+    </w:p>
+    <w:tbl>
+      <w:tblPr>
+        <w:tblW w:type="auto" w:w="0"/>
+        <w:tblLayout w:type="autofit"/>
+        <w:tblLook w:firstColumn="1" w:firstRow="1" w:lastColumn="0" w:lastRow="0" w:noHBand="0" w:noVBand="1" w:val="04A0"/>
+      </w:tblPr>
+      <w:tblGrid>
+        <w:gridCol w:w="10224"/>
+      </w:tblGrid>
+      <w:tr>
+        <w:tc>
+          <w:tcPr>
+            <w:tcW w:type="dxa" w:w="10224"/>
+            <w:shd w:val="clear" w:fill="f4c04e"/>
+          </w:tcPr>
+          <w:p>
+            <w:r>
+              <w:rPr>
+                <w:b/>
+                <w:color w:val="5A4512"/>
+                <w:sz w:val="19"/>
+              </w:rPr>
+              <w:t xml:space="preserve">WHAT I CAN DO TODAY   </w:t>
+            </w:r>
+            <w:r>
+              <w:rPr>
+                <w:color w:val="5A4512"/>
+                <w:sz w:val="21"/>
+              </w:rPr>
+              <w:t>I can read primary sources about The Caning of Sumner — House &amp; Divided, weigh who made each one and why, and use evidence to answer historical questions.</w:t>
+            </w:r>
+          </w:p>
+        </w:tc>
+      </w:tr>
+    </w:tbl>
+    <w:p>
+      <w:r>
+        <w:rPr>
+          <w:b/>
+          <w:color w:val="B1442F"/>
+        </w:rPr>
+        <w:t xml:space="preserve">Directions. </w:t>
+      </w:r>
+      <w:r>
+        <w:rPr>
+          <w:sz w:val="22"/>
+        </w:rPr>
+        <w:t>Historians know that where you stand changes what you see. Read how each side described the exact same event, then explain the gap</w:t>
       </w:r>
     </w:p>
     <w:p/>
     <w:p>
       <w:r>
         <w:rPr>
+          <w:b/>
+          <w:color w:val="B1442F"/>
+          <w:sz w:val="26"/>
+        </w:rPr>
+        <w:t>THE SOURCES</w:t>
+      </w:r>
+    </w:p>
+    <w:p>
+      <w:pPr>
+        <w:spacing w:before="160"/>
+      </w:pPr>
+      <w:r>
+        <w:rPr>
+          <w:b/>
+          <w:color w:val="1C1714"/>
+          <w:sz w:val="23"/>
+        </w:rPr>
+        <w:t>THE IMAGE · THE NORTHERN VIEW · 1856  —  “Southern Chivalry — Argument versus Club's”</w:t>
+      </w:r>
+    </w:p>
+    <w:p>
+      <w:pPr>
+        <w:jc w:val="center"/>
+      </w:pPr>
+      <w:r>
+        <w:drawing>
+          <wp:inline xmlns:a="http://schemas.openxmlformats.org/drawingml/2006/main" xmlns:pic="http://schemas.openxmlformats.org/drawingml/2006/picture">
+            <wp:extent cx="3931920" cy="2577195"/>
+            <wp:docPr id="1" name="Picture 1"/>
+            <wp:cNvGraphicFramePr>
+              <a:graphicFrameLocks noChangeAspect="1"/>
+            </wp:cNvGraphicFramePr>
+            <a:graphic>
+              <a:graphicData uri="http://schemas.openxmlformats.org/drawingml/2006/picture">
+                <pic:pic>
+                  <pic:nvPicPr>
+                    <pic:cNvPr id="0" name="image.jpg"/>
+                    <pic:cNvPicPr/>
+                  </pic:nvPicPr>
+                  <pic:blipFill>
+                    <a:blip r:embed="rId9"/>
+                    <a:stretch>
+                      <a:fillRect/>
+                    </a:stretch>
+                  </pic:blipFill>
+                  <pic:spPr>
+                    <a:xfrm>
+                      <a:off x="0" y="0"/>
+                      <a:ext cx="3931920" cy="2577195"/>
+                    </a:xfrm>
+                    <a:prstGeom prst="rect"/>
+                  </pic:spPr>
+                </pic:pic>
+              </a:graphicData>
+            </a:graphic>
+          </wp:inline>
+        </w:drawing>
+      </w:r>
+    </w:p>
+    <w:p>
+      <w:pPr>
+        <w:ind w:left="432"/>
+      </w:pPr>
+      <w:r>
+        <w:rPr>
           <w:i/>
           <w:color w:val="1C1714"/>
           <w:sz w:val="22"/>
         </w:rPr>
-        <w:t>The day the violence of Bleeding Kansas walked into the United States Senate. May 1856.</w:t>
+        <w:t>Look closely: Brooks stands over a defenseless Sumner, who holds only a pen and a paper marked “Kansas.” The title calls it “chivalry” — the Southern ideal of the honorable gentleman</w:t>
+      </w:r>
+    </w:p>
+    <w:p>
+      <w:r>
+        <w:rPr>
+          <w:color w:val="6A6256"/>
+          <w:sz w:val="17"/>
+        </w:rPr>
+        <w:t>“Southern Chivalry — Argument versus Club's” — lithograph by John L. Magee, 1856, public domain (Library of Congress).</w:t>
       </w:r>
     </w:p>
     <w:p>
       <w:pPr>
-        <w:spacing w:after="80"/>
+        <w:spacing w:before="160"/>
       </w:pPr>
       <w:r>
         <w:rPr>
+          <w:b/>
           <w:color w:val="1C1714"/>
           <w:sz w:val="23"/>
         </w:rPr>
-        <w:t>When the same event is cheered in one half of the country and mourned in the other, what does that tell you about where the nation was heading?</w:t>
+        <w:t>SOURCE A · A NORTHERN NEWSPAPER · 1856  —  The New-York Evening Post</w:t>
+      </w:r>
+    </w:p>
+    <w:p>
+      <w:pPr>
+        <w:ind w:left="432"/>
+      </w:pPr>
+      <w:r>
+        <w:rPr>
+          <w:i/>
+          <w:color w:val="1C1714"/>
+          <w:sz w:val="22"/>
+        </w:rPr>
+        <w:t>“Has it come to this, that we must speak with bated breath in the presence of our Southern masters? … Are we too, slaves, slaves for life, a target for their brutal blows, when we do not comport ourselves to please them?”</w:t>
+        <w:br/>
+        <w:t>— New-York Evening Post, May 1856. Public domain</w:t>
+      </w:r>
+    </w:p>
+    <w:p>
+      <w:r>
+        <w:rPr>
+          <w:color w:val="6A6256"/>
+          <w:sz w:val="17"/>
+        </w:rPr>
+        <w:t>— New-York Evening Post, May 1856. Public domain.</w:t>
+      </w:r>
+    </w:p>
+    <w:p>
+      <w:pPr>
+        <w:spacing w:before="160"/>
+      </w:pPr>
+      <w:r>
+        <w:rPr>
+          <w:b/>
+          <w:color w:val="1C1714"/>
+          <w:sz w:val="23"/>
+        </w:rPr>
+        <w:t>SOURCE B · A SOUTHERN NEWSPAPER · 1856  —  The Richmond Enquirer</w:t>
+      </w:r>
+    </w:p>
+    <w:p>
+      <w:pPr>
+        <w:ind w:left="432"/>
+      </w:pPr>
+      <w:r>
+        <w:rPr>
+          <w:i/>
+          <w:color w:val="1C1714"/>
+          <w:sz w:val="22"/>
+        </w:rPr>
+        <w:t>“We consider the act good in conception, better in execution, and best of all in consequences. These vulgar Abolitionists in the Senate … have been suffered to run too long without collars. They must be lashed into submission.”</w:t>
+        <w:br/>
+        <w:t>— Richmond Enquirer, Virginia, 1856. Public domain</w:t>
+      </w:r>
+    </w:p>
+    <w:p>
+      <w:r>
+        <w:rPr>
+          <w:color w:val="6A6256"/>
+          <w:sz w:val="17"/>
+        </w:rPr>
+        <w:t>— Richmond Enquirer, Virginia, 1856. Public domain.</w:t>
+      </w:r>
+    </w:p>
+    <w:p/>
+    <w:p>
+      <w:r>
+        <w:rPr>
+          <w:b/>
+          <w:color w:val="B1442F"/>
+          <w:sz w:val="26"/>
+        </w:rPr>
+        <w:t>YOUR WORK</w:t>
       </w:r>
     </w:p>
     <w:p>
@@ -123,54 +318,65 @@
       <w:r>
         <w:rPr>
           <w:b/>
-          <w:color w:val="B1442F"/>
-          <w:sz w:val="28"/>
+          <w:color w:val="FFFFFF"/>
+          <w:sz w:val="20"/>
+          <w:shd w:val="clear" w:fill="B1442F"/>
         </w:rPr>
-        <w:t>“The Crime Against Kansas”</w:t>
+        <w:t xml:space="preserve">  QUESTION 1  </w:t>
+      </w:r>
+      <w:r>
+        <w:rPr>
+          <w:b/>
+          <w:color w:val="6A6256"/>
+          <w:sz w:val="18"/>
+        </w:rPr>
+        <w:t xml:space="preserve">   STEP 1 · READ THE IMAGE</w:t>
       </w:r>
     </w:p>
     <w:p>
       <w:r>
         <w:rPr>
-          <w:b/>
-          <w:color w:val="6A6256"/>
-          <w:sz w:val="17"/>
+          <w:b w:val="0"/>
+          <w:color w:val="1C1714"/>
+          <w:sz w:val="23"/>
         </w:rPr>
-        <w:t>MAY 19–20, 1856</w:t>
+        <w:t>The lithograph was made in the North. How does the artist make you sympathize with Sumner and condemn Brooks? Point to at least two details in the picture.</w:t>
       </w:r>
     </w:p>
     <w:p>
       <w:pPr>
-        <w:spacing w:after="80"/>
+        <w:spacing w:after="120"/>
       </w:pPr>
       <w:r>
         <w:rPr>
-          <w:color w:val="1C1714"/>
-          <w:sz w:val="23"/>
+          <w:color w:val="9A9286"/>
+          <w:sz w:val="22"/>
         </w:rPr>
-        <w:t>Senator Charles Sumner of Massachusetts rose to give a two-day speech raging against the violence in Kansas. He did not hold back — he personally mocked an elderly Southern senator, Andrew Butler of South Carolina, in cruel and insulting terms.</w:t>
+        <w:t>____________________________________________________________________________________________</w:t>
       </w:r>
     </w:p>
     <w:p>
       <w:pPr>
-        <w:spacing w:after="80"/>
+        <w:spacing w:after="120"/>
       </w:pPr>
       <w:r>
         <w:rPr>
-          <w:color w:val="1C1714"/>
-          <w:sz w:val="23"/>
+          <w:color w:val="9A9286"/>
+          <w:sz w:val="22"/>
         </w:rPr>
-        <w:t>It was a blistering, deliberately personal attack. In the tense spring of 1856, with Kansas already bleeding, those words were gasoline near a flame.</w:t>
+        <w:t>____________________________________________________________________________________________</w:t>
       </w:r>
     </w:p>
     <w:p>
+      <w:pPr>
+        <w:spacing w:after="120"/>
+      </w:pPr>
       <w:r>
         <w:rPr>
-          <w:i/>
-          <w:color w:val="6A6256"/>
-          <w:sz w:val="17"/>
+          <w:color w:val="9A9286"/>
+          <w:sz w:val="22"/>
         </w:rPr>
-        <w:t>“Southern Chivalry — Argument versus Club's” — lithograph by John L. Magee, 1856, public domain (Library of Congress).</w:t>
+        <w:t>____________________________________________________________________________________________</w:t>
       </w:r>
     </w:p>
     <w:p>
@@ -180,54 +386,77 @@
       <w:r>
         <w:rPr>
           <w:b/>
-          <w:color w:val="B1442F"/>
-          <w:sz w:val="28"/>
+          <w:color w:val="FFFFFF"/>
+          <w:sz w:val="20"/>
+          <w:shd w:val="clear" w:fill="B1442F"/>
         </w:rPr>
-        <w:t>The Attack</w:t>
+        <w:t xml:space="preserve">  QUESTION 2  </w:t>
+      </w:r>
+      <w:r>
+        <w:rPr>
+          <w:b/>
+          <w:color w:val="6A6256"/>
+          <w:sz w:val="18"/>
+        </w:rPr>
+        <w:t xml:space="preserve">   STEP 2 · TWO POINTS OF VIEW</w:t>
       </w:r>
     </w:p>
     <w:p>
       <w:r>
         <w:rPr>
-          <w:b/>
-          <w:color w:val="6A6256"/>
-          <w:sz w:val="17"/>
+          <w:b w:val="0"/>
+          <w:color w:val="1C1714"/>
+          <w:sz w:val="23"/>
         </w:rPr>
-        <w:t>MAY 22, 1856</w:t>
+        <w:t>In your own words, how did the Northern paper (A) see the attack? How did the Southern paper (B) see it? Quote one phrase from each.</w:t>
       </w:r>
     </w:p>
     <w:p>
       <w:pPr>
-        <w:spacing w:after="80"/>
+        <w:spacing w:after="120"/>
       </w:pPr>
       <w:r>
         <w:rPr>
-          <w:color w:val="1C1714"/>
-          <w:sz w:val="23"/>
+          <w:color w:val="9A9286"/>
+          <w:sz w:val="22"/>
         </w:rPr>
-        <w:t>Three days later, Butler's cousin — Congressman Preston Brooks of South Carolina — walked onto the floor of the Senate, found Sumner at his desk, and beat him over the head with a heavy cane until it shattered.</w:t>
+        <w:t>____________________________________________________________________________________________</w:t>
       </w:r>
     </w:p>
     <w:p>
       <w:pPr>
-        <w:spacing w:after="80"/>
+        <w:spacing w:after="120"/>
       </w:pPr>
       <w:r>
         <w:rPr>
-          <w:color w:val="1C1714"/>
-          <w:sz w:val="23"/>
+          <w:color w:val="9A9286"/>
+          <w:sz w:val="22"/>
         </w:rPr>
-        <w:t>Sumner, trapped under his bolted desk, was left bloody and unconscious. His injuries were so severe it took him three years to return to the Senate. To Brooks, it was not a crime — it was defending his family's honor the way a Southern gentleman should.</w:t>
+        <w:t>____________________________________________________________________________________________</w:t>
       </w:r>
     </w:p>
     <w:p>
+      <w:pPr>
+        <w:spacing w:after="120"/>
+      </w:pPr>
       <w:r>
         <w:rPr>
-          <w:i/>
-          <w:color w:val="6A6256"/>
-          <w:sz w:val="17"/>
+          <w:color w:val="9A9286"/>
+          <w:sz w:val="22"/>
         </w:rPr>
-        <w:t>Charles Sumner — photograph, public domain (Library of Congress).</w:t>
+        <w:t>____________________________________________________________________________________________</w:t>
+      </w:r>
+    </w:p>
+    <w:p>
+      <w:pPr>
+        <w:spacing w:after="120"/>
+      </w:pPr>
+      <w:r>
+        <w:rPr>
+          <w:color w:val="9A9286"/>
+          <w:sz w:val="22"/>
+        </w:rPr>
+        <w:t>____________________________________________________________________________________________</w:t>
       </w:r>
     </w:p>
     <w:p>
@@ -237,40 +466,77 @@
       <w:r>
         <w:rPr>
           <w:b/>
-          <w:color w:val="B1442F"/>
-          <w:sz w:val="28"/>
+          <w:color w:val="FFFFFF"/>
+          <w:sz w:val="20"/>
+          <w:shd w:val="clear" w:fill="B1442F"/>
         </w:rPr>
-        <w:t>“Southern Chivalry”</w:t>
+        <w:t xml:space="preserve">  QUESTION 3  </w:t>
+      </w:r>
+      <w:r>
+        <w:rPr>
+          <w:b/>
+          <w:color w:val="6A6256"/>
+          <w:sz w:val="18"/>
+        </w:rPr>
+        <w:t xml:space="preserve">   STEP 2 · TWO POINTS OF VIEW</w:t>
       </w:r>
     </w:p>
     <w:p>
       <w:r>
         <w:rPr>
-          <w:b/>
-          <w:color w:val="6A6256"/>
-          <w:sz w:val="17"/>
+          <w:b w:val="0"/>
+          <w:color w:val="1C1714"/>
+          <w:sz w:val="23"/>
         </w:rPr>
-        <w:t>THE NORTHERN VIEW</w:t>
+        <w:t>The Southern paper calls the abolitionist senators dogs who ran “without collars” and must be “lashed into submission.” That word choice reveals that the writer —</w:t>
       </w:r>
     </w:p>
     <w:p>
+      <w:pPr>
+        <w:spacing w:after="40"/>
+        <w:ind w:left="432"/>
+      </w:pPr>
       <w:r>
         <w:rPr>
-          <w:i/>
-          <w:color w:val="1C1714"/>
           <w:sz w:val="22"/>
         </w:rPr>
-        <w:t>Northern artists turned the attack into propaganda. Notice the sarcasm in the title — and who is drawn as helpless, who as brutal.</w:t>
+        <w:t>☐  A.  thought Brooks had gone too far</w:t>
       </w:r>
     </w:p>
     <w:p>
+      <w:pPr>
+        <w:spacing w:after="40"/>
+        <w:ind w:left="432"/>
+      </w:pPr>
       <w:r>
         <w:rPr>
-          <w:i/>
-          <w:color w:val="6A6256"/>
-          <w:sz w:val="17"/>
+          <w:sz w:val="22"/>
         </w:rPr>
-        <w:t>“Southern Chivalry — Argument versus Club's” — lithograph by John L. Magee, 1856, public domain (Library of Congress).</w:t>
+        <w:t>☐  B.  saw violence and domination as the proper way to silence critics of slavery</w:t>
+      </w:r>
+    </w:p>
+    <w:p>
+      <w:pPr>
+        <w:spacing w:after="40"/>
+        <w:ind w:left="432"/>
+      </w:pPr>
+      <w:r>
+        <w:rPr>
+          <w:sz w:val="22"/>
+        </w:rPr>
+        <w:t>☐  C.  wanted Kansas admitted as a free state</w:t>
+      </w:r>
+    </w:p>
+    <w:p>
+      <w:pPr>
+        <w:spacing w:after="40"/>
+        <w:ind w:left="432"/>
+      </w:pPr>
+      <w:r>
+        <w:rPr>
+          <w:sz w:val="22"/>
+        </w:rPr>
+        <w:t>☐  D.  was joking and did not mean it</w:t>
       </w:r>
     </w:p>
     <w:p>
@@ -280,169 +546,79 @@
       <w:r>
         <w:rPr>
           <w:b/>
-          <w:color w:val="B1442F"/>
-          <w:sz w:val="28"/>
+          <w:color w:val="FFFFFF"/>
+          <w:sz w:val="20"/>
+          <w:shd w:val="clear" w:fill="B1442F"/>
         </w:rPr>
-        <w:t>A Country Splits Over One Beating</w:t>
+        <w:t xml:space="preserve">  QUESTION 4  </w:t>
+      </w:r>
+      <w:r>
+        <w:rPr>
+          <w:b/>
+          <w:color w:val="6A6256"/>
+          <w:sz w:val="18"/>
+        </w:rPr>
+        <w:t xml:space="preserve">   STEP 3 · WHY IT MATTERS</w:t>
       </w:r>
     </w:p>
     <w:p>
       <w:r>
         <w:rPr>
-          <w:b/>
-          <w:color w:val="6A6256"/>
-          <w:sz w:val="17"/>
+          <w:b w:val="0"/>
+          <w:color w:val="1C1714"/>
+          <w:sz w:val="23"/>
         </w:rPr>
-        <w:t>TWO REACTIONS</w:t>
+        <w:t>Historians call this skill point of view. In two or three sentences: why did the North and South react so differently — and why is a country whose two halves can't agree on whether a beating was a crime in serious trouble?</w:t>
       </w:r>
     </w:p>
     <w:p>
       <w:pPr>
-        <w:spacing w:after="80"/>
+        <w:spacing w:after="120"/>
       </w:pPr>
       <w:r>
         <w:rPr>
-          <w:color w:val="1C1714"/>
-          <w:sz w:val="23"/>
+          <w:color w:val="9A9286"/>
+          <w:sz w:val="22"/>
         </w:rPr>
-        <w:t>Here is the astonishing part. The North was horrified — Sumner became a martyr for free speech, and hundreds of thousands of copies of his speech were printed. The attack drove voters toward the new Republican Party.</w:t>
+        <w:t>____________________________________________________________________________________________</w:t>
       </w:r>
     </w:p>
     <w:p>
       <w:pPr>
-        <w:spacing w:after="80"/>
+        <w:spacing w:after="120"/>
       </w:pPr>
       <w:r>
         <w:rPr>
-          <w:color w:val="1C1714"/>
-          <w:sz w:val="23"/>
+          <w:color w:val="9A9286"/>
+          <w:sz w:val="22"/>
         </w:rPr>
-        <w:t>The South cheered. Brooks was celebrated as a hero; admirers mailed him dozens of new canes to replace the one he broke, some inscribed “Hit him again.” One beating, two completely opposite reactions — that gap was the coming war.</w:t>
-      </w:r>
-    </w:p>
-    <w:p>
-      <w:r>
-        <w:rPr>
-          <w:i/>
-          <w:color w:val="6A6256"/>
-          <w:sz w:val="17"/>
-        </w:rPr>
-        <w:t>“Southern Chivalry — Argument versus Club's” — lithograph by John L. Magee, 1856, public domain (Library of Congress).</w:t>
-      </w:r>
-    </w:p>
-    <w:p>
-      <w:r>
-        <w:rPr>
-          <w:b/>
-          <w:color w:val="6A6256"/>
-          <w:sz w:val="17"/>
-        </w:rPr>
-        <w:t>PRESTON BROOKS, ON THE FLOOR OF CONGRESS</w:t>
+        <w:t>____________________________________________________________________________________________</w:t>
       </w:r>
     </w:p>
     <w:p>
       <w:pPr>
-        <w:spacing w:after="80"/>
+        <w:spacing w:after="120"/>
       </w:pPr>
       <w:r>
         <w:rPr>
-          <w:color w:val="1C1714"/>
-          <w:sz w:val="23"/>
+          <w:color w:val="9A9286"/>
+          <w:sz w:val="22"/>
         </w:rPr>
-        <w:t>If I desired to kill the Senator, why did I not do it? … I did not intend to kill him, but I did intend to whip him.</w:t>
+        <w:t>____________________________________________________________________________________________</w:t>
       </w:r>
     </w:p>
     <w:p>
       <w:pPr>
-        <w:spacing w:before="200"/>
+        <w:spacing w:after="120"/>
       </w:pPr>
       <w:r>
         <w:rPr>
-          <w:b/>
-          <w:color w:val="B1442F"/>
-          <w:sz w:val="28"/>
+          <w:color w:val="9A9286"/>
+          <w:sz w:val="22"/>
         </w:rPr>
-        <w:t>When Words Stop Working</w:t>
+        <w:t>____________________________________________________________________________________________</w:t>
       </w:r>
     </w:p>
-    <w:p>
-      <w:r>
-        <w:rPr>
-          <w:b/>
-          <w:color w:val="6A6256"/>
-          <w:sz w:val="17"/>
-        </w:rPr>
-        <w:t>WHY IT MATTERS</w:t>
-      </w:r>
-    </w:p>
-    <w:p>
-      <w:pPr>
-        <w:spacing w:after="80"/>
-      </w:pPr>
-      <w:r>
-        <w:rPr>
-          <w:color w:val="1C1714"/>
-          <w:sz w:val="23"/>
-        </w:rPr>
-        <w:t>The Senate was supposed to be the one place where the slavery fight stayed a fight of words. After May 22, 1856, even that was gone.</w:t>
-      </w:r>
-    </w:p>
-    <w:p>
-      <w:pPr>
-        <w:spacing w:after="80"/>
-      </w:pPr>
-      <w:r>
-        <w:rPr>
-          <w:color w:val="1C1714"/>
-          <w:sz w:val="23"/>
-        </w:rPr>
-        <w:t>If a senator could be beaten nearly to death at his desk — and half the country applauded — then the argument was no longer really about Kansas. It was about whether the two halves of the nation could share a government at all.</w:t>
-      </w:r>
-    </w:p>
-    <w:p>
-      <w:r>
-        <w:rPr>
-          <w:i/>
-          <w:color w:val="6A6256"/>
-          <w:sz w:val="17"/>
-        </w:rPr>
-        <w:t>“Southern Chivalry — Argument versus Club's” — lithograph by John L. Magee, 1856, public domain (Library of Congress).</w:t>
-      </w:r>
-    </w:p>
-    <w:p>
-      <w:pPr>
-        <w:spacing w:before="200"/>
-      </w:pPr>
-      <w:r>
-        <w:rPr>
-          <w:b/>
-          <w:color w:val="B1442F"/>
-          <w:sz w:val="28"/>
-        </w:rPr>
-        <w:t>Same Event, Two Nations</w:t>
-      </w:r>
-    </w:p>
-    <w:p>
-      <w:r>
-        <w:rPr>
-          <w:b/>
-          <w:color w:val="6A6256"/>
-          <w:sz w:val="17"/>
-        </w:rPr>
-        <w:t>YOUR TURN</w:t>
-      </w:r>
-    </w:p>
-    <w:p>
-      <w:r>
-        <w:rPr>
-          <w:i/>
-          <w:color w:val="1C1714"/>
-          <w:sz w:val="22"/>
-        </w:rPr>
-        <w:t>You'll read how Northern and Southern newspapers described the very same attack — and use a historian's skill called point of view to explain why they saw it so differently.</w:t>
-      </w:r>
-    </w:p>
-    <w:p/>
     <w:p>
       <w:pPr>
         <w:jc w:val="center"/>
@@ -455,9 +631,160 @@
         <w:t>Promise &amp; Practice · ShadowDog Digital Studios · Unit 2</w:t>
       </w:r>
     </w:p>
+    <w:p>
+      <w:r>
+        <w:br w:type="page"/>
+      </w:r>
+    </w:p>
+    <w:tbl>
+      <w:tblPr>
+        <w:tblW w:type="auto" w:w="0"/>
+        <w:tblLayout w:type="autofit"/>
+        <w:tblLook w:firstColumn="1" w:firstRow="1" w:lastColumn="0" w:lastRow="0" w:noHBand="0" w:noVBand="1" w:val="04A0"/>
+      </w:tblPr>
+      <w:tblGrid>
+        <w:gridCol w:w="10224"/>
+      </w:tblGrid>
+      <w:tr>
+        <w:tc>
+          <w:tcPr>
+            <w:tcW w:type="dxa" w:w="10224"/>
+            <w:shd w:val="clear" w:fill="2c2219"/>
+          </w:tcPr>
+          <w:p>
+            <w:r>
+              <w:rPr>
+                <w:b/>
+                <w:color w:val="F0A184"/>
+                <w:sz w:val="28"/>
+              </w:rPr>
+              <w:t>TEACHER ANSWER KEY  —  The Caning of Sumner — House &amp; Divided</w:t>
+            </w:r>
+          </w:p>
+        </w:tc>
+      </w:tr>
+    </w:tbl>
+    <w:p/>
+    <w:p>
+      <w:r>
+        <w:rPr>
+          <w:b/>
+          <w:color w:val="B1442F"/>
+          <w:sz w:val="22"/>
+        </w:rPr>
+        <w:t xml:space="preserve">QUESTION 1:  </w:t>
+      </w:r>
+      <w:r>
+        <w:rPr>
+          <w:sz w:val="22"/>
+        </w:rPr>
+        <w:t>Open response.</w:t>
+      </w:r>
+    </w:p>
+    <w:p>
+      <w:pPr>
+        <w:ind w:left="432"/>
+      </w:pPr>
+      <w:r>
+        <w:rPr>
+          <w:i/>
+          <w:color w:val="6A6256"/>
+          <w:sz w:val="21"/>
+        </w:rPr>
+        <w:t>Look for a response along the lines of: “The artist shows Sumner… and Brooks… Two details are…”</w:t>
+      </w:r>
+    </w:p>
+    <w:p>
+      <w:r>
+        <w:rPr>
+          <w:b/>
+          <w:color w:val="B1442F"/>
+          <w:sz w:val="22"/>
+        </w:rPr>
+        <w:t xml:space="preserve">QUESTION 2:  </w:t>
+      </w:r>
+      <w:r>
+        <w:rPr>
+          <w:sz w:val="22"/>
+        </w:rPr>
+        <w:t>Open response.</w:t>
+      </w:r>
+    </w:p>
+    <w:p>
+      <w:pPr>
+        <w:ind w:left="432"/>
+      </w:pPr>
+      <w:r>
+        <w:rPr>
+          <w:i/>
+          <w:color w:val="6A6256"/>
+          <w:sz w:val="21"/>
+        </w:rPr>
+        <w:t>Look for a response along the lines of: “The North saw it as… (“…”). The South saw it as… (“…”).”</w:t>
+      </w:r>
+    </w:p>
+    <w:p>
+      <w:r>
+        <w:rPr>
+          <w:b/>
+          <w:color w:val="B1442F"/>
+          <w:sz w:val="22"/>
+        </w:rPr>
+        <w:t xml:space="preserve">QUESTION 3:  </w:t>
+      </w:r>
+      <w:r>
+        <w:rPr>
+          <w:b/>
+          <w:sz w:val="22"/>
+        </w:rPr>
+        <w:t>Correct — B. saw violence and domination as the proper way to silence critics of slavery</w:t>
+      </w:r>
+    </w:p>
+    <w:p>
+      <w:pPr>
+        <w:ind w:left="432"/>
+      </w:pPr>
+      <w:r>
+        <w:rPr>
+          <w:i/>
+          <w:color w:val="6A6256"/>
+          <w:sz w:val="21"/>
+        </w:rPr>
+        <w:t>Right. The language of collars and lashing is the language of slavery. The writer is treating free Northern senators the way enslavers treated the enslaved — which is exactly why the North felt threatened.</w:t>
+      </w:r>
+    </w:p>
+    <w:p>
+      <w:r>
+        <w:rPr>
+          <w:b/>
+          <w:color w:val="B1442F"/>
+          <w:sz w:val="22"/>
+        </w:rPr>
+        <w:t xml:space="preserve">QUESTION 4:  </w:t>
+      </w:r>
+      <w:r>
+        <w:rPr>
+          <w:sz w:val="22"/>
+        </w:rPr>
+        <w:t>Open response.</w:t>
+      </w:r>
+    </w:p>
+    <w:p>
+      <w:pPr>
+        <w:ind w:left="432"/>
+      </w:pPr>
+      <w:r>
+        <w:rPr>
+          <w:i/>
+          <w:color w:val="6A6256"/>
+          <w:sz w:val="21"/>
+        </w:rPr>
+        <w:t>Look for a response along the lines of: “They reacted differently because… This matters because…”</w:t>
+      </w:r>
+    </w:p>
     <w:sectPr>
       <w:pgSz w:w="12240" w:h="15840"/>
-      <w:pgMar w:top="1152" w:right="1152" w:bottom="1152" w:left="1152" w:header="720" w:footer="720" w:gutter="0"/>
+      <w:pgMar w:top="1008" w:right="1008" w:bottom="1008" w:left="1008" w:header="720" w:footer="720" w:gutter="0"/>
       <w:cols w:space="720"/>
       <w:docGrid w:linePitch="360"/>
     </w:sectPr>
